--- a/Звіт Вступ до фаху_Береговий (1).docx
+++ b/Звіт Вступ до фаху_Береговий (1).docx
@@ -1228,7 +1228,29 @@
           <w:szCs w:val="28"/>
           <w:lang w:val="uk-UA" w:eastAsia="ru-RU"/>
         </w:rPr>
-        <w:t>омп`ютерної інженерії</w:t>
+        <w:t>омп</w:t>
+      </w:r>
+      <w:r>
+        <w:rPr>
+          <w:rFonts w:ascii="Times New Roman" w:eastAsia="Times New Roman" w:hAnsi="Times New Roman" w:cs="Times New Roman"/>
+          <w:kern w:val="16"/>
+          <w:sz w:val="28"/>
+          <w:szCs w:val="28"/>
+          <w:lang w:val="uk-UA" w:eastAsia="ru-RU"/>
+        </w:rPr>
+        <w:t>’</w:t>
+      </w:r>
+      <w:bookmarkStart w:id="1" w:name="_GoBack"/>
+      <w:bookmarkEnd w:id="1"/>
+      <w:r>
+        <w:rPr>
+          <w:rFonts w:ascii="Times New Roman" w:eastAsia="Times New Roman" w:hAnsi="Times New Roman" w:cs="Times New Roman"/>
+          <w:kern w:val="16"/>
+          <w:sz w:val="28"/>
+          <w:szCs w:val="28"/>
+          <w:lang w:val="uk-UA" w:eastAsia="ru-RU"/>
+        </w:rPr>
+        <w:t>ютерної інженерії</w:t>
       </w:r>
       <w:r>
         <w:rPr>
@@ -3750,18 +3772,7 @@
           <w:szCs w:val="28"/>
           <w:lang w:val="uk-UA" w:eastAsia="ru-RU"/>
         </w:rPr>
-        <w:t>Посил</w:t>
-      </w:r>
-      <w:bookmarkStart w:id="1" w:name="_GoBack"/>
-      <w:bookmarkEnd w:id="1"/>
-      <w:r>
-        <w:rPr>
-          <w:rFonts w:ascii="Times New Roman" w:eastAsia="Times New Roman" w:hAnsi="Times New Roman" w:cs="Times New Roman"/>
-          <w:sz w:val="28"/>
-          <w:szCs w:val="28"/>
-          <w:lang w:val="uk-UA" w:eastAsia="ru-RU"/>
-        </w:rPr>
-        <w:t>ання:</w:t>
+        <w:t>Посилання:</w:t>
       </w:r>
       <w:r>
         <w:rPr>
@@ -3772,30 +3783,113 @@
         </w:rPr>
         <w:t xml:space="preserve"> </w:t>
       </w:r>
-      <w:hyperlink r:id="rId12" w:history="1">
-        <w:r>
-          <w:rPr>
-            <w:rStyle w:val="a9"/>
-            <w:rFonts w:ascii="Times New Roman" w:hAnsi="Times New Roman" w:cs="Times New Roman"/>
-            <w:sz w:val="28"/>
-            <w:szCs w:val="28"/>
-            <w:lang w:val="uk-UA"/>
-          </w:rPr>
-          <w:t>https://github.com/oximiron111/ListBoxer---</w:t>
-        </w:r>
-        <w:proofErr w:type="spellStart"/>
-        <w:r>
-          <w:rPr>
-            <w:rStyle w:val="a9"/>
-            <w:rFonts w:ascii="Times New Roman" w:hAnsi="Times New Roman" w:cs="Times New Roman"/>
-            <w:sz w:val="28"/>
-            <w:szCs w:val="28"/>
-            <w:lang w:val="uk-UA"/>
-          </w:rPr>
-          <w:t>test</w:t>
-        </w:r>
-        <w:proofErr w:type="spellEnd"/>
-      </w:hyperlink>
+      <w:r>
+        <w:fldChar w:fldCharType="begin"/>
+      </w:r>
+      <w:r>
+        <w:rPr>
+          <w:lang w:val="uk-UA"/>
+        </w:rPr>
+        <w:instrText xml:space="preserve"> </w:instrText>
+      </w:r>
+      <w:r>
+        <w:instrText>HYPERLINK</w:instrText>
+      </w:r>
+      <w:r>
+        <w:rPr>
+          <w:lang w:val="uk-UA"/>
+        </w:rPr>
+        <w:instrText xml:space="preserve"> "</w:instrText>
+      </w:r>
+      <w:r>
+        <w:instrText>https</w:instrText>
+      </w:r>
+      <w:r>
+        <w:rPr>
+          <w:lang w:val="uk-UA"/>
+        </w:rPr>
+        <w:instrText>://</w:instrText>
+      </w:r>
+      <w:r>
+        <w:instrText>github</w:instrText>
+      </w:r>
+      <w:r>
+        <w:rPr>
+          <w:lang w:val="uk-UA"/>
+        </w:rPr>
+        <w:instrText>.</w:instrText>
+      </w:r>
+      <w:r>
+        <w:instrText>com</w:instrText>
+      </w:r>
+      <w:r>
+        <w:rPr>
+          <w:lang w:val="uk-UA"/>
+        </w:rPr>
+        <w:instrText>/</w:instrText>
+      </w:r>
+      <w:r>
+        <w:instrText>oximiron</w:instrText>
+      </w:r>
+      <w:r>
+        <w:rPr>
+          <w:lang w:val="uk-UA"/>
+        </w:rPr>
+        <w:instrText>111/</w:instrText>
+      </w:r>
+      <w:r>
+        <w:instrText>ListBoxer</w:instrText>
+      </w:r>
+      <w:r>
+        <w:rPr>
+          <w:lang w:val="uk-UA"/>
+        </w:rPr>
+        <w:instrText>---</w:instrText>
+      </w:r>
+      <w:r>
+        <w:instrText>test</w:instrText>
+      </w:r>
+      <w:r>
+        <w:rPr>
+          <w:lang w:val="uk-UA"/>
+        </w:rPr>
+        <w:instrText xml:space="preserve">" </w:instrText>
+      </w:r>
+      <w:r>
+        <w:fldChar w:fldCharType="separate"/>
+      </w:r>
+      <w:r>
+        <w:rPr>
+          <w:rStyle w:val="a9"/>
+          <w:rFonts w:ascii="Times New Roman" w:hAnsi="Times New Roman" w:cs="Times New Roman"/>
+          <w:sz w:val="28"/>
+          <w:szCs w:val="28"/>
+          <w:lang w:val="uk-UA"/>
+        </w:rPr>
+        <w:t>https://github.com/oximiron111/ListBoxer---</w:t>
+      </w:r>
+      <w:proofErr w:type="spellStart"/>
+      <w:r>
+        <w:rPr>
+          <w:rStyle w:val="a9"/>
+          <w:rFonts w:ascii="Times New Roman" w:hAnsi="Times New Roman" w:cs="Times New Roman"/>
+          <w:sz w:val="28"/>
+          <w:szCs w:val="28"/>
+          <w:lang w:val="uk-UA"/>
+        </w:rPr>
+        <w:t>test</w:t>
+      </w:r>
+      <w:proofErr w:type="spellEnd"/>
+      <w:r>
+        <w:rPr>
+          <w:rStyle w:val="a9"/>
+          <w:rFonts w:ascii="Times New Roman" w:hAnsi="Times New Roman" w:cs="Times New Roman"/>
+          <w:sz w:val="28"/>
+          <w:szCs w:val="28"/>
+          <w:lang w:val="uk-UA"/>
+        </w:rPr>
+        <w:fldChar w:fldCharType="end"/>
+      </w:r>
     </w:p>
     <w:p>
       <w:pPr>
@@ -3950,7 +4044,7 @@
                     <pic:cNvPicPr/>
                   </pic:nvPicPr>
                   <pic:blipFill>
-                    <a:blip r:embed="rId13">
+                    <a:blip r:embed="rId12">
                       <a:extLst>
                         <a:ext uri="{28A0092B-C50C-407E-A947-70E740481C1C}">
                           <a14:useLocalDpi xmlns:a14="http://schemas.microsoft.com/office/drawing/2010/main" val="0"/>
@@ -4036,7 +4130,7 @@
                     <pic:cNvPicPr/>
                   </pic:nvPicPr>
                   <pic:blipFill>
-                    <a:blip r:embed="rId14">
+                    <a:blip r:embed="rId13">
                       <a:extLst>
                         <a:ext uri="{28A0092B-C50C-407E-A947-70E740481C1C}">
                           <a14:useLocalDpi xmlns:a14="http://schemas.microsoft.com/office/drawing/2010/main" val="0"/>
@@ -4145,7 +4239,7 @@
         </w:rPr>
         <w:t xml:space="preserve"> </w:t>
       </w:r>
-      <w:hyperlink r:id="rId15" w:history="1">
+      <w:hyperlink r:id="rId14" w:history="1">
         <w:r>
           <w:rPr>
             <w:rStyle w:val="a9"/>
@@ -4296,7 +4390,7 @@
                     <pic:cNvPicPr/>
                   </pic:nvPicPr>
                   <pic:blipFill>
-                    <a:blip r:embed="rId16">
+                    <a:blip r:embed="rId15">
                       <a:extLst>
                         <a:ext uri="{28A0092B-C50C-407E-A947-70E740481C1C}">
                           <a14:useLocalDpi xmlns:a14="http://schemas.microsoft.com/office/drawing/2010/main" val="0"/>
@@ -4410,7 +4504,7 @@
                     <pic:cNvPicPr/>
                   </pic:nvPicPr>
                   <pic:blipFill>
-                    <a:blip r:embed="rId17" cstate="print">
+                    <a:blip r:embed="rId16" cstate="print">
                       <a:extLst>
                         <a:ext uri="{28A0092B-C50C-407E-A947-70E740481C1C}">
                           <a14:useLocalDpi xmlns:a14="http://schemas.microsoft.com/office/drawing/2010/main" val="0"/>
@@ -4543,7 +4637,7 @@
         </w:rPr>
         <w:t xml:space="preserve"> </w:t>
       </w:r>
-      <w:hyperlink r:id="rId18" w:history="1">
+      <w:hyperlink r:id="rId17" w:history="1">
         <w:r>
           <w:rPr>
             <w:rStyle w:val="a9"/>
@@ -4622,7 +4716,7 @@
                     <pic:cNvPicPr/>
                   </pic:nvPicPr>
                   <pic:blipFill rotWithShape="1">
-                    <a:blip r:embed="rId19">
+                    <a:blip r:embed="rId18">
                       <a:extLst>
                         <a:ext uri="{28A0092B-C50C-407E-A947-70E740481C1C}">
                           <a14:useLocalDpi xmlns:a14="http://schemas.microsoft.com/office/drawing/2010/main" val="0"/>
@@ -4894,18 +4988,38 @@
         </w:rPr>
         <w:t xml:space="preserve"> </w:t>
       </w:r>
-      <w:hyperlink r:id="rId20" w:history="1">
-        <w:r>
-          <w:rPr>
-            <w:rStyle w:val="a9"/>
-            <w:rFonts w:ascii="Times New Roman" w:hAnsi="Times New Roman" w:cs="Times New Roman"/>
-            <w:sz w:val="28"/>
-            <w:szCs w:val="28"/>
-            <w:lang w:val="uk-UA"/>
-          </w:rPr>
-          <w:t>https://github.com/oximiron111/UI-DESIGN</w:t>
-        </w:r>
-      </w:hyperlink>
+      <w:r>
+        <w:fldChar w:fldCharType="begin"/>
+      </w:r>
+      <w:r>
+        <w:rPr>
+          <w:lang w:val="en-US"/>
+        </w:rPr>
+        <w:instrText xml:space="preserve"> HYPERLINK "https://github.com/oximiron111/UI-DESIGN" </w:instrText>
+      </w:r>
+      <w:r>
+        <w:fldChar w:fldCharType="separate"/>
+      </w:r>
+      <w:r>
+        <w:rPr>
+          <w:rStyle w:val="a9"/>
+          <w:rFonts w:ascii="Times New Roman" w:hAnsi="Times New Roman" w:cs="Times New Roman"/>
+          <w:sz w:val="28"/>
+          <w:szCs w:val="28"/>
+          <w:lang w:val="uk-UA"/>
+        </w:rPr>
+        <w:t>https://github.com/oximiron111/UI-DESIGN</w:t>
+      </w:r>
+      <w:r>
+        <w:rPr>
+          <w:rStyle w:val="a9"/>
+          <w:rFonts w:ascii="Times New Roman" w:hAnsi="Times New Roman" w:cs="Times New Roman"/>
+          <w:sz w:val="28"/>
+          <w:szCs w:val="28"/>
+          <w:lang w:val="uk-UA"/>
+        </w:rPr>
+        <w:fldChar w:fldCharType="end"/>
+      </w:r>
     </w:p>
     <w:p>
       <w:pPr>
@@ -5072,7 +5186,7 @@
                     </pic:cNvPicPr>
                   </pic:nvPicPr>
                   <pic:blipFill rotWithShape="1">
-                    <a:blip r:embed="rId21">
+                    <a:blip r:embed="rId19">
                       <a:extLst>
                         <a:ext uri="{28A0092B-C50C-407E-A947-70E740481C1C}">
                           <a14:useLocalDpi xmlns:a14="http://schemas.microsoft.com/office/drawing/2010/main" val="0"/>
@@ -5219,7 +5333,7 @@
         </w:rPr>
         <w:t xml:space="preserve"> </w:t>
       </w:r>
-      <w:hyperlink r:id="rId22" w:history="1">
+      <w:hyperlink r:id="rId20" w:history="1">
         <w:r>
           <w:rPr>
             <w:rStyle w:val="a9"/>
@@ -5298,7 +5412,7 @@
                     <pic:cNvPicPr/>
                   </pic:nvPicPr>
                   <pic:blipFill rotWithShape="1">
-                    <a:blip r:embed="rId23">
+                    <a:blip r:embed="rId21">
                       <a:extLst>
                         <a:ext uri="{28A0092B-C50C-407E-A947-70E740481C1C}">
                           <a14:useLocalDpi xmlns:a14="http://schemas.microsoft.com/office/drawing/2010/main" val="0"/>
@@ -5549,7 +5663,7 @@
         </w:rPr>
         <w:t xml:space="preserve"> </w:t>
       </w:r>
-      <w:hyperlink r:id="rId24" w:history="1">
+      <w:hyperlink r:id="rId22" w:history="1">
         <w:r>
           <w:rPr>
             <w:rStyle w:val="a9"/>
@@ -5685,7 +5799,7 @@
                     <pic:cNvPicPr/>
                   </pic:nvPicPr>
                   <pic:blipFill>
-                    <a:blip r:embed="rId25">
+                    <a:blip r:embed="rId23">
                       <a:extLst>
                         <a:ext uri="{28A0092B-C50C-407E-A947-70E740481C1C}">
                           <a14:useLocalDpi xmlns:a14="http://schemas.microsoft.com/office/drawing/2010/main" val="0"/>
@@ -5787,7 +5901,7 @@
         </w:rPr>
         <w:t xml:space="preserve"> </w:t>
       </w:r>
-      <w:hyperlink r:id="rId26" w:history="1">
+      <w:hyperlink r:id="rId24" w:history="1">
         <w:r>
           <w:rPr>
             <w:rStyle w:val="a9"/>
@@ -6268,8 +6382,8 @@
       </w:r>
     </w:p>
     <w:sectPr>
-      <w:headerReference w:type="default" r:id="rId27"/>
-      <w:footerReference w:type="default" r:id="rId28"/>
+      <w:headerReference w:type="default" r:id="rId25"/>
+      <w:footerReference w:type="default" r:id="rId26"/>
       <w:pgSz w:w="11906" w:h="16838"/>
       <w:pgMar w:top="993" w:right="567" w:bottom="851" w:left="1134" w:header="284" w:footer="709" w:gutter="0"/>
       <w:cols w:space="708"/>
